--- a/projekt.docx
+++ b/projekt.docx
@@ -1,6 +1,6 @@
 
 <file path=word/document.xml><?xml version="1.0" encoding="utf-8"?>
-<w:document xmlns:wpc="http://schemas.microsoft.com/office/word/2010/wordprocessingCanvas" xmlns:cx="http://schemas.microsoft.com/office/drawing/2014/chartex" xmlns:cx1="http://schemas.microsoft.com/office/drawing/2015/9/8/chartex" xmlns:cx2="http://schemas.microsoft.com/office/drawing/2015/10/21/chartex" xmlns:cx3="http://schemas.microsoft.com/office/drawing/2016/5/9/chartex" xmlns:cx4="http://schemas.microsoft.com/office/drawing/2016/5/10/chartex" xmlns:cx5="http://schemas.microsoft.com/office/drawing/2016/5/11/chartex" xmlns:cx6="http://schemas.microsoft.com/office/drawing/2016/5/12/chartex" xmlns:cx7="http://schemas.microsoft.com/office/drawing/2016/5/13/chartex" xmlns:cx8="http://schemas.microsoft.com/office/drawing/2016/5/14/chartex" xmlns:mc="http://schemas.openxmlformats.org/markup-compatibility/2006" xmlns:aink="http://schemas.microsoft.com/office/drawing/2016/ink" xmlns:am3d="http://schemas.microsoft.com/office/drawing/2017/model3d" xmlns:o="urn:schemas-microsoft-com:office:office" xmlns:oel="http://schemas.microsoft.com/office/2019/extlst" xmlns:r="http://schemas.openxmlformats.org/officeDocument/2006/relationships" xmlns:m="http://schemas.openxmlformats.org/officeDocument/2006/math" xmlns:v="urn:schemas-microsoft-com:vml" xmlns:wp14="http://schemas.microsoft.com/office/word/2010/wordprocessingDrawing" xmlns:wp="http://schemas.openxmlformats.org/drawingml/2006/wordprocessingDrawing" xmlns:w10="urn:schemas-microsoft-com:office:word" xmlns:w="http://schemas.openxmlformats.org/wordprocessingml/2006/main" xmlns:w14="http://schemas.microsoft.com/office/word/2010/wordml" xmlns:w15="http://schemas.microsoft.com/office/word/2012/wordml" xmlns:w16cex="http://schemas.microsoft.com/office/word/2018/wordml/cex" xmlns:w16cid="http://schemas.microsoft.com/office/word/2016/wordml/cid" xmlns:w16="http://schemas.microsoft.com/office/word/2018/wordml" xmlns:w16sdtdh="http://schemas.microsoft.com/office/word/2020/wordml/sdtdatahash" xmlns:w16se="http://schemas.microsoft.com/office/word/2015/wordml/symex" xmlns:wpg="http://schemas.microsoft.com/office/word/2010/wordprocessingGroup" xmlns:wpi="http://schemas.microsoft.com/office/word/2010/wordprocessingInk" xmlns:wne="http://schemas.microsoft.com/office/word/2006/wordml" xmlns:wps="http://schemas.microsoft.com/office/word/2010/wordprocessingShape" mc:Ignorable="w14 w15 w16se w16cid w16 w16cex w16sdtdh wp14">
+<w:document xmlns:wpc="http://schemas.microsoft.com/office/word/2010/wordprocessingCanvas" xmlns:cx="http://schemas.microsoft.com/office/drawing/2014/chartex" xmlns:cx1="http://schemas.microsoft.com/office/drawing/2015/9/8/chartex" xmlns:cx2="http://schemas.microsoft.com/office/drawing/2015/10/21/chartex" xmlns:cx3="http://schemas.microsoft.com/office/drawing/2016/5/9/chartex" xmlns:cx4="http://schemas.microsoft.com/office/drawing/2016/5/10/chartex" xmlns:cx5="http://schemas.microsoft.com/office/drawing/2016/5/11/chartex" xmlns:cx6="http://schemas.microsoft.com/office/drawing/2016/5/12/chartex" xmlns:cx7="http://schemas.microsoft.com/office/drawing/2016/5/13/chartex" xmlns:cx8="http://schemas.microsoft.com/office/drawing/2016/5/14/chartex" xmlns:mc="http://schemas.openxmlformats.org/markup-compatibility/2006" xmlns:aink="http://schemas.microsoft.com/office/drawing/2016/ink" xmlns:am3d="http://schemas.microsoft.com/office/drawing/2017/model3d" xmlns:o="urn:schemas-microsoft-com:office:office" xmlns:oel="http://schemas.microsoft.com/office/2019/extlst" xmlns:r="http://schemas.openxmlformats.org/officeDocument/2006/relationships" xmlns:m="http://schemas.openxmlformats.org/officeDocument/2006/math" xmlns:v="urn:schemas-microsoft-com:vml" xmlns:wp14="http://schemas.microsoft.com/office/word/2010/wordprocessingDrawing" xmlns:wp="http://schemas.openxmlformats.org/drawingml/2006/wordprocessingDrawing" xmlns:w10="urn:schemas-microsoft-com:office:word" xmlns:w="http://schemas.openxmlformats.org/wordprocessingml/2006/main" xmlns:w14="http://schemas.microsoft.com/office/word/2010/wordml" xmlns:w15="http://schemas.microsoft.com/office/word/2012/wordml" xmlns:w16cex="http://schemas.microsoft.com/office/word/2018/wordml/cex" xmlns:w16cid="http://schemas.microsoft.com/office/word/2016/wordml/cid" xmlns:w16="http://schemas.microsoft.com/office/word/2018/wordml" xmlns:w16du="http://schemas.microsoft.com/office/word/2023/wordml/word16du" xmlns:w16sdtdh="http://schemas.microsoft.com/office/word/2020/wordml/sdtdatahash" xmlns:w16sdtfl="http://schemas.microsoft.com/office/word/2024/wordml/sdtformatlock" xmlns:w16se="http://schemas.microsoft.com/office/word/2015/wordml/symex" xmlns:wpg="http://schemas.microsoft.com/office/word/2010/wordprocessingGroup" xmlns:wpi="http://schemas.microsoft.com/office/word/2010/wordprocessingInk" xmlns:wne="http://schemas.microsoft.com/office/word/2006/wordml" xmlns:wps="http://schemas.microsoft.com/office/word/2010/wordprocessingShape" mc:Ignorable="w14 w15 w16se w16cid w16 w16cex w16sdtdh w16sdtfl w16du wp14">
   <w:body>
     <w:p>
       <w:pPr>
@@ -13,6 +13,14 @@
         <w:t xml:space="preserve">Tytuł: </w:t>
       </w:r>
       <w:r>
+        <w:rPr>
+          <w:rStyle w:val="Pogrubienie"/>
+          <w:b w:val="0"/>
+          <w:bCs w:val="0"/>
+        </w:rPr>
+        <w:t>Stars Beyond</w:t>
+      </w:r>
+      <w:r>
         <w:br/>
       </w:r>
       <w:r>
@@ -63,19 +71,61 @@
         <w:rPr>
           <w:bCs/>
         </w:rPr>
-        <w:t xml:space="preserve">Przedstawiony fragment rozgrywki jest punktem kulminacyjnym dłuższej historii, która jest przedstawiona na przestrzeni całej gry. Sama walka dotyczy Ahryoula, czyli tajemniczego bytu, który był naszym sojusznikiem - na przestrzeni całej historii komunikował się bezpośrednio z graczem i udzielał mu wskazówek. Wcześniej pomagał nam w nawigacji po świecie bez ujawniania swoich pierwotnych celów. Nasza postać odizolowana od swojej drużyny musi zmierzyć się z nowym wrogiem. Na przestrzeni walki poznajemy jego motywy i cele - przez kilka tysięcy lat był uwięziony w międzyprzestrzeni, czyli wymiarze umieszczonym pomiędzy poszczególnymi odizolowanymi </w:t>
-      </w:r>
+        <w:t xml:space="preserve">Przedstawiony fragment rozgrywki jest punktem kulminacyjnym dłuższej historii, która jest przedstawiona na przestrzeni całej gry. Sama walka dotyczy </w:t>
+      </w:r>
+      <w:proofErr w:type="spellStart"/>
       <w:r>
         <w:rPr>
           <w:bCs/>
         </w:rPr>
+        <w:t>Ahryoula</w:t>
+      </w:r>
+      <w:proofErr w:type="spellEnd"/>
+      <w:r>
+        <w:rPr>
+          <w:bCs/>
+        </w:rPr>
+        <w:t xml:space="preserve">, czyli tajemniczego bytu, który był naszym sojusznikiem - na przestrzeni całej historii komunikował się bezpośrednio z graczem i udzielał mu wskazówek. Wcześniej pomagał nam w nawigacji po świecie bez ujawniania swoich pierwotnych celów. Nasza postać odizolowana od swojej drużyny musi zmierzyć się z nowym wrogiem. Na przestrzeni walki poznajemy jego motywy i cele - przez kilka tysięcy lat był uwięziony w </w:t>
+      </w:r>
+      <w:proofErr w:type="spellStart"/>
+      <w:r>
+        <w:rPr>
+          <w:bCs/>
+        </w:rPr>
+        <w:t>międzyprzestrzeni</w:t>
+      </w:r>
+      <w:proofErr w:type="spellEnd"/>
+      <w:r>
+        <w:rPr>
+          <w:bCs/>
+        </w:rPr>
+        <w:t xml:space="preserve">, czyli wymiarze umieszczonym pomiędzy poszczególnymi odizolowanymi </w:t>
+      </w:r>
+      <w:r>
+        <w:rPr>
+          <w:bCs/>
+        </w:rPr>
         <w:t>ś</w:t>
       </w:r>
       <w:r>
         <w:rPr>
           <w:bCs/>
         </w:rPr>
-        <w:t>wiatami, i stara się zmienić przeszłość i własny los. Naszym zadaniem jest pokonać go lub przekonać do naszych racji. Gra będzie kładła duży nacisk na metanarrację i łamanie czwartej ściany na wiele sposobów, żeby zbliżyć nas do tej historii i pokazać, że jeste</w:t>
+        <w:t xml:space="preserve">wiatami, i stara się zmienić przeszłość i własny los. Naszym zadaniem jest pokonać go lub przekonać do naszych racji. Gra będzie kładła duży nacisk na </w:t>
+      </w:r>
+      <w:proofErr w:type="spellStart"/>
+      <w:r>
+        <w:rPr>
+          <w:bCs/>
+        </w:rPr>
+        <w:t>metanarrację</w:t>
+      </w:r>
+      <w:proofErr w:type="spellEnd"/>
+      <w:r>
+        <w:rPr>
+          <w:bCs/>
+        </w:rPr>
+        <w:t xml:space="preserve"> i łamanie czwartej ściany na wiele sposobów, żeby zbliżyć nas do tej historii i pokazać, że jeste</w:t>
       </w:r>
       <w:r>
         <w:rPr>
@@ -112,12 +162,28 @@
         <w:br/>
         <w:t xml:space="preserve">RPG z elementami </w:t>
       </w:r>
+      <w:proofErr w:type="spellStart"/>
       <w:r>
         <w:rPr>
           <w:rStyle w:val="Pogrubienie"/>
         </w:rPr>
-        <w:t>bullet hell</w:t>
-      </w:r>
+        <w:t>bullet</w:t>
+      </w:r>
+      <w:proofErr w:type="spellEnd"/>
+      <w:r>
+        <w:rPr>
+          <w:rStyle w:val="Pogrubienie"/>
+        </w:rPr>
+        <w:t xml:space="preserve"> </w:t>
+      </w:r>
+      <w:proofErr w:type="spellStart"/>
+      <w:r>
+        <w:rPr>
+          <w:rStyle w:val="Pogrubienie"/>
+        </w:rPr>
+        <w:t>hell</w:t>
+      </w:r>
+      <w:proofErr w:type="spellEnd"/>
       <w:r>
         <w:t>, inspirowana walkami w czasie rzeczywistym, z dużym naciskiem na:</w:t>
       </w:r>
@@ -185,8 +251,13 @@
         </w:numPr>
       </w:pPr>
       <w:r>
-        <w:t>elementy łamania czwartej ściany i metanarracji</w:t>
-      </w:r>
+        <w:t xml:space="preserve">elementy łamania czwartej ściany i </w:t>
+      </w:r>
+      <w:proofErr w:type="spellStart"/>
+      <w:r>
+        <w:t>metanarracji</w:t>
+      </w:r>
+      <w:proofErr w:type="spellEnd"/>
     </w:p>
     <w:p>
       <w:pPr>
@@ -211,7 +282,23 @@
         <w:t>g</w:t>
       </w:r>
       <w:r>
-        <w:t>racz steruje postacią w zamkniętej arenie (bullet hell)</w:t>
+        <w:t>racz steruje postacią w zamkniętej arenie (</w:t>
+      </w:r>
+      <w:proofErr w:type="spellStart"/>
+      <w:r>
+        <w:t>bullet</w:t>
+      </w:r>
+      <w:proofErr w:type="spellEnd"/>
+      <w:r>
+        <w:t xml:space="preserve"> </w:t>
+      </w:r>
+      <w:proofErr w:type="spellStart"/>
+      <w:r>
+        <w:t>hell</w:t>
+      </w:r>
+      <w:proofErr w:type="spellEnd"/>
+      <w:r>
+        <w:t>)</w:t>
       </w:r>
       <w:r>
         <w:t>,</w:t>
@@ -243,9 +330,11 @@
           <w:numId w:val="3"/>
         </w:numPr>
       </w:pPr>
+      <w:proofErr w:type="spellStart"/>
       <w:r>
         <w:t>turowy</w:t>
       </w:r>
+      <w:proofErr w:type="spellEnd"/>
       <w:r>
         <w:t xml:space="preserve"> s</w:t>
       </w:r>
@@ -286,7 +375,15 @@
         <w:t>k</w:t>
       </w:r>
       <w:r>
-        <w:t>rótka kampania (demo / proof of concept)</w:t>
+        <w:t xml:space="preserve">rótka kampania (demo / proof of </w:t>
+      </w:r>
+      <w:proofErr w:type="spellStart"/>
+      <w:r>
+        <w:t>concept</w:t>
+      </w:r>
+      <w:proofErr w:type="spellEnd"/>
+      <w:r>
+        <w:t>)</w:t>
       </w:r>
       <w:r>
         <w:t>,</w:t>
@@ -313,157 +410,204 @@
     <w:p>
       <w:pPr>
         <w:pStyle w:val="NormalnyWeb"/>
-        <w:ind w:left="720"/>
-      </w:pPr>
-      <w:r>
-        <w:t xml:space="preserve">  </w:t>
-      </w:r>
-      <w:r>
-        <w:rPr>
-          <w:noProof/>
-        </w:rPr>
-        <w:drawing>
-          <wp:inline distT="0" distB="0" distL="0" distR="0" wp14:anchorId="7AE9EEF0" wp14:editId="3B780848">
-            <wp:extent cx="1726392" cy="2237015"/>
-            <wp:effectExtent l="0" t="0" r="7620" b="0"/>
-            <wp:docPr id="2139829895" name="Obraz 4"/>
-            <wp:cNvGraphicFramePr>
-              <a:graphicFrameLocks xmlns:a="http://schemas.openxmlformats.org/drawingml/2006/main" noChangeAspect="1"/>
-            </wp:cNvGraphicFramePr>
-            <a:graphic xmlns:a="http://schemas.openxmlformats.org/drawingml/2006/main">
-              <a:graphicData uri="http://schemas.openxmlformats.org/drawingml/2006/picture">
-                <pic:pic xmlns:pic="http://schemas.openxmlformats.org/drawingml/2006/picture">
-                  <pic:nvPicPr>
-                    <pic:cNvPr id="0" name="Picture 12"/>
-                    <pic:cNvPicPr>
-                      <a:picLocks noChangeAspect="1" noChangeArrowheads="1"/>
-                    </pic:cNvPicPr>
-                  </pic:nvPicPr>
-                  <pic:blipFill>
-                    <a:blip r:embed="rId5">
-                      <a:extLst>
-                        <a:ext uri="{28A0092B-C50C-407E-A947-70E740481C1C}">
-                          <a14:useLocalDpi xmlns:a14="http://schemas.microsoft.com/office/drawing/2010/main" val="0"/>
-                        </a:ext>
-                      </a:extLst>
-                    </a:blip>
-                    <a:srcRect/>
-                    <a:stretch>
-                      <a:fillRect/>
-                    </a:stretch>
-                  </pic:blipFill>
-                  <pic:spPr bwMode="auto">
-                    <a:xfrm>
-                      <a:off x="0" y="0"/>
-                      <a:ext cx="1740443" cy="2255222"/>
-                    </a:xfrm>
-                    <a:prstGeom prst="rect">
-                      <a:avLst/>
-                    </a:prstGeom>
-                    <a:noFill/>
-                    <a:ln>
-                      <a:noFill/>
-                    </a:ln>
-                  </pic:spPr>
-                </pic:pic>
-              </a:graphicData>
-            </a:graphic>
-          </wp:inline>
-        </w:drawing>
-      </w:r>
-      <w:r>
-        <w:t xml:space="preserve">            </w:t>
-      </w:r>
-      <w:r>
-        <w:rPr>
-          <w:noProof/>
-        </w:rPr>
-        <w:drawing>
-          <wp:inline distT="0" distB="0" distL="0" distR="0" wp14:anchorId="3DC25EC4" wp14:editId="1D6C5C19">
-            <wp:extent cx="2973075" cy="2237015"/>
-            <wp:effectExtent l="0" t="0" r="0" b="0"/>
-            <wp:docPr id="285875881" name="Obraz 2" descr="Screenshot #5"/>
-            <wp:cNvGraphicFramePr>
-              <a:graphicFrameLocks xmlns:a="http://schemas.openxmlformats.org/drawingml/2006/main" noChangeAspect="1"/>
-            </wp:cNvGraphicFramePr>
-            <a:graphic xmlns:a="http://schemas.openxmlformats.org/drawingml/2006/main">
-              <a:graphicData uri="http://schemas.openxmlformats.org/drawingml/2006/picture">
-                <pic:pic xmlns:pic="http://schemas.openxmlformats.org/drawingml/2006/picture">
-                  <pic:nvPicPr>
-                    <pic:cNvPr id="0" name="Picture 2" descr="Screenshot #5"/>
-                    <pic:cNvPicPr>
-                      <a:picLocks noChangeAspect="1" noChangeArrowheads="1"/>
-                    </pic:cNvPicPr>
-                  </pic:nvPicPr>
-                  <pic:blipFill>
-                    <a:blip r:embed="rId6">
-                      <a:extLst>
-                        <a:ext uri="{28A0092B-C50C-407E-A947-70E740481C1C}">
-                          <a14:useLocalDpi xmlns:a14="http://schemas.microsoft.com/office/drawing/2010/main" val="0"/>
-                        </a:ext>
-                      </a:extLst>
-                    </a:blip>
-                    <a:srcRect/>
-                    <a:stretch>
-                      <a:fillRect/>
-                    </a:stretch>
-                  </pic:blipFill>
-                  <pic:spPr bwMode="auto">
-                    <a:xfrm>
-                      <a:off x="0" y="0"/>
-                      <a:ext cx="2997821" cy="2255635"/>
-                    </a:xfrm>
-                    <a:prstGeom prst="rect">
-                      <a:avLst/>
-                    </a:prstGeom>
-                    <a:noFill/>
-                    <a:ln>
-                      <a:noFill/>
-                    </a:ln>
-                  </pic:spPr>
-                </pic:pic>
-              </a:graphicData>
-            </a:graphic>
-          </wp:inline>
-        </w:drawing>
-      </w:r>
-    </w:p>
-    <w:p>
-      <w:r>
-        <w:rPr>
-          <w:noProof/>
-        </w:rPr>
-      </w:r>
-      <w:r>
-        <w:rPr>
-          <w:noProof/>
-        </w:rPr>
-        <w:object w:dxaOrig="1495" w:dyaOrig="979" w14:anchorId="7448E9C4">
-          <v:shapetype id="_x0000_t75" coordsize="21600,21600" o:spt="75" o:preferrelative="t" path="m@4@5l@4@11@9@11@9@5xe" filled="f" stroked="f">
-            <v:stroke joinstyle="miter"/>
-            <v:formulas>
-              <v:f eqn="if lineDrawn pixelLineWidth 0"/>
-              <v:f eqn="sum @0 1 0"/>
-              <v:f eqn="sum 0 0 @1"/>
-              <v:f eqn="prod @2 1 2"/>
-              <v:f eqn="prod @3 21600 pixelWidth"/>
-              <v:f eqn="prod @3 21600 pixelHeight"/>
-              <v:f eqn="sum @0 0 1"/>
-              <v:f eqn="prod @6 1 2"/>
-              <v:f eqn="prod @7 21600 pixelWidth"/>
-              <v:f eqn="sum @8 21600 0"/>
-              <v:f eqn="prod @7 21600 pixelHeight"/>
-              <v:f eqn="sum @10 21600 0"/>
-            </v:formulas>
-            <v:path o:extrusionok="f" gradientshapeok="t" o:connecttype="rect"/>
-            <o:lock v:ext="edit" aspectratio="t"/>
-          </v:shapetype>
-          <v:shape id="_x0000_i1025" type="#_x0000_t75" style="width:74.6pt;height:48.8pt" o:ole="">
-            <v:imagedata r:id="rId7" o:title=""/>
-          </v:shape>
-          <o:OLEObject Type="Embed" ProgID="Package" ShapeID="_x0000_i1025" DrawAspect="Icon" ObjectID="_1830919757" r:id="rId8"/>
-        </w:object>
-      </w:r>
+        <w:rPr>
+          <w:rStyle w:val="Pogrubienie"/>
+        </w:rPr>
+      </w:pPr>
+      <w:r>
+        <w:rPr>
+          <w:rStyle w:val="Pogrubienie"/>
+        </w:rPr>
+        <w:t>Etapy projektu</w:t>
+      </w:r>
+      <w:r>
+        <w:rPr>
+          <w:rStyle w:val="Pogrubienie"/>
+        </w:rPr>
+        <w:t>:</w:t>
+      </w:r>
+    </w:p>
+    <w:p>
+      <w:pPr>
+        <w:pStyle w:val="NormalnyWeb"/>
+        <w:numPr>
+          <w:ilvl w:val="0"/>
+          <w:numId w:val="4"/>
+        </w:numPr>
+      </w:pPr>
+      <w:r>
+        <w:t>proste demo walki i podstawowe UI</w:t>
+      </w:r>
+    </w:p>
+    <w:p>
+      <w:pPr>
+        <w:pStyle w:val="NormalnyWeb"/>
+        <w:numPr>
+          <w:ilvl w:val="0"/>
+          <w:numId w:val="4"/>
+        </w:numPr>
+      </w:pPr>
+      <w:r>
+        <w:t>pełne menu z wszystkimi funkcjami</w:t>
+      </w:r>
+    </w:p>
+    <w:p>
+      <w:pPr>
+        <w:pStyle w:val="NormalnyWeb"/>
+        <w:numPr>
+          <w:ilvl w:val="0"/>
+          <w:numId w:val="4"/>
+        </w:numPr>
+      </w:pPr>
+      <w:r>
+        <w:t>funkcjonalności UI walki, system ekwipunku</w:t>
+      </w:r>
+    </w:p>
+    <w:p>
+      <w:pPr>
+        <w:pStyle w:val="NormalnyWeb"/>
+        <w:numPr>
+          <w:ilvl w:val="0"/>
+          <w:numId w:val="4"/>
+        </w:numPr>
+      </w:pPr>
+      <w:r>
+        <w:t>wszystkie wzory ataków i ich kolejność</w:t>
+      </w:r>
+    </w:p>
+    <w:p>
+      <w:pPr>
+        <w:pStyle w:val="NormalnyWeb"/>
+        <w:numPr>
+          <w:ilvl w:val="0"/>
+          <w:numId w:val="4"/>
+        </w:numPr>
+      </w:pPr>
+      <w:r>
+        <w:t xml:space="preserve">dialogi </w:t>
+      </w:r>
+    </w:p>
+    <w:p>
+      <w:pPr>
+        <w:pStyle w:val="NormalnyWeb"/>
+        <w:numPr>
+          <w:ilvl w:val="0"/>
+          <w:numId w:val="4"/>
+        </w:numPr>
+      </w:pPr>
+      <w:r>
+        <w:t xml:space="preserve">w pełni funkcjonalny </w:t>
+      </w:r>
+      <w:proofErr w:type="spellStart"/>
+      <w:r>
+        <w:t>turowy</w:t>
+      </w:r>
+      <w:proofErr w:type="spellEnd"/>
+      <w:r>
+        <w:t xml:space="preserve"> system walki</w:t>
+      </w:r>
+    </w:p>
+    <w:p>
+      <w:pPr>
+        <w:pStyle w:val="NormalnyWeb"/>
+        <w:numPr>
+          <w:ilvl w:val="0"/>
+          <w:numId w:val="4"/>
+        </w:numPr>
+      </w:pPr>
+      <w:r>
+        <w:t>ścieżki wyboru i zakończenia</w:t>
+      </w:r>
+    </w:p>
+    <w:p>
+      <w:pPr>
+        <w:pStyle w:val="NormalnyWeb"/>
+        <w:numPr>
+          <w:ilvl w:val="0"/>
+          <w:numId w:val="4"/>
+        </w:numPr>
+      </w:pPr>
+      <w:r>
+        <w:t>efekty dźwiękowe i muzyka</w:t>
+      </w:r>
+    </w:p>
+    <w:p>
+      <w:pPr>
+        <w:pStyle w:val="NormalnyWeb"/>
+        <w:numPr>
+          <w:ilvl w:val="0"/>
+          <w:numId w:val="4"/>
+        </w:numPr>
+      </w:pPr>
+      <w:r>
+        <w:t>dodatkowe elementy i optymalizacja</w:t>
+      </w:r>
+    </w:p>
+    <w:p>
+      <w:pPr>
+        <w:pStyle w:val="NormalnyWeb"/>
+        <w:rPr>
+          <w:rStyle w:val="Pogrubienie"/>
+        </w:rPr>
+      </w:pPr>
+      <w:r>
+        <w:rPr>
+          <w:rStyle w:val="Pogrubienie"/>
+        </w:rPr>
+        <w:lastRenderedPageBreak/>
+        <w:t>Podział zadań:</w:t>
+      </w:r>
+    </w:p>
+    <w:p>
+      <w:pPr>
+        <w:pStyle w:val="NormalnyWeb"/>
+        <w:numPr>
+          <w:ilvl w:val="0"/>
+          <w:numId w:val="5"/>
+        </w:numPr>
+      </w:pPr>
+      <w:r>
+        <w:t>Maksymilian Cugowski – programowanie</w:t>
+      </w:r>
+      <w:r>
+        <w:t>, grafika</w:t>
+      </w:r>
+      <w:r>
+        <w:t>, muzyka</w:t>
+      </w:r>
+      <w:r>
+        <w:t xml:space="preserve">, </w:t>
+      </w:r>
+      <w:r>
+        <w:t>efekty dźwiękowe</w:t>
+      </w:r>
+    </w:p>
+    <w:p>
+      <w:pPr>
+        <w:pStyle w:val="NormalnyWeb"/>
+        <w:numPr>
+          <w:ilvl w:val="0"/>
+          <w:numId w:val="5"/>
+        </w:numPr>
+      </w:pPr>
+      <w:r>
+        <w:t>Krzysztof Łata – programowanie,</w:t>
+      </w:r>
+      <w:r>
+        <w:t xml:space="preserve"> projektowanie UI/UX,</w:t>
+      </w:r>
+      <w:r>
+        <w:t xml:space="preserve"> </w:t>
+      </w:r>
+      <w:r>
+        <w:t>pisanie dialogów</w:t>
+      </w:r>
+    </w:p>
+    <w:p>
+      <w:pPr>
+        <w:pStyle w:val="NormalnyWeb"/>
+        <w:ind w:left="360"/>
+      </w:pPr>
     </w:p>
     <w:sectPr>
       <w:pgSz w:w="11906" w:h="16838"/>
@@ -476,8 +620,121 @@
 </file>
 
 <file path=word/numbering.xml><?xml version="1.0" encoding="utf-8"?>
-<w:numbering xmlns:wpc="http://schemas.microsoft.com/office/word/2010/wordprocessingCanvas" xmlns:cx="http://schemas.microsoft.com/office/drawing/2014/chartex" xmlns:cx1="http://schemas.microsoft.com/office/drawing/2015/9/8/chartex" xmlns:cx2="http://schemas.microsoft.com/office/drawing/2015/10/21/chartex" xmlns:cx3="http://schemas.microsoft.com/office/drawing/2016/5/9/chartex" xmlns:cx4="http://schemas.microsoft.com/office/drawing/2016/5/10/chartex" xmlns:cx5="http://schemas.microsoft.com/office/drawing/2016/5/11/chartex" xmlns:cx6="http://schemas.microsoft.com/office/drawing/2016/5/12/chartex" xmlns:cx7="http://schemas.microsoft.com/office/drawing/2016/5/13/chartex" xmlns:cx8="http://schemas.microsoft.com/office/drawing/2016/5/14/chartex" xmlns:mc="http://schemas.openxmlformats.org/markup-compatibility/2006" xmlns:aink="http://schemas.microsoft.com/office/drawing/2016/ink" xmlns:am3d="http://schemas.microsoft.com/office/drawing/2017/model3d" xmlns:o="urn:schemas-microsoft-com:office:office" xmlns:oel="http://schemas.microsoft.com/office/2019/extlst" xmlns:r="http://schemas.openxmlformats.org/officeDocument/2006/relationships" xmlns:m="http://schemas.openxmlformats.org/officeDocument/2006/math" xmlns:v="urn:schemas-microsoft-com:vml" xmlns:wp14="http://schemas.microsoft.com/office/word/2010/wordprocessingDrawing" xmlns:wp="http://schemas.openxmlformats.org/drawingml/2006/wordprocessingDrawing" xmlns:w10="urn:schemas-microsoft-com:office:word" xmlns:w="http://schemas.openxmlformats.org/wordprocessingml/2006/main" xmlns:w14="http://schemas.microsoft.com/office/word/2010/wordml" xmlns:w15="http://schemas.microsoft.com/office/word/2012/wordml" xmlns:w16cex="http://schemas.microsoft.com/office/word/2018/wordml/cex" xmlns:w16cid="http://schemas.microsoft.com/office/word/2016/wordml/cid" xmlns:w16="http://schemas.microsoft.com/office/word/2018/wordml" xmlns:w16sdtdh="http://schemas.microsoft.com/office/word/2020/wordml/sdtdatahash" xmlns:w16se="http://schemas.microsoft.com/office/word/2015/wordml/symex" xmlns:wpg="http://schemas.microsoft.com/office/word/2010/wordprocessingGroup" xmlns:wpi="http://schemas.microsoft.com/office/word/2010/wordprocessingInk" xmlns:wne="http://schemas.microsoft.com/office/word/2006/wordml" xmlns:wps="http://schemas.microsoft.com/office/word/2010/wordprocessingShape" mc:Ignorable="w14 w15 w16se w16cid w16 w16cex w16sdtdh wp14">
+<w:numbering xmlns:wpc="http://schemas.microsoft.com/office/word/2010/wordprocessingCanvas" xmlns:cx="http://schemas.microsoft.com/office/drawing/2014/chartex" xmlns:cx1="http://schemas.microsoft.com/office/drawing/2015/9/8/chartex" xmlns:cx2="http://schemas.microsoft.com/office/drawing/2015/10/21/chartex" xmlns:cx3="http://schemas.microsoft.com/office/drawing/2016/5/9/chartex" xmlns:cx4="http://schemas.microsoft.com/office/drawing/2016/5/10/chartex" xmlns:cx5="http://schemas.microsoft.com/office/drawing/2016/5/11/chartex" xmlns:cx6="http://schemas.microsoft.com/office/drawing/2016/5/12/chartex" xmlns:cx7="http://schemas.microsoft.com/office/drawing/2016/5/13/chartex" xmlns:cx8="http://schemas.microsoft.com/office/drawing/2016/5/14/chartex" xmlns:mc="http://schemas.openxmlformats.org/markup-compatibility/2006" xmlns:aink="http://schemas.microsoft.com/office/drawing/2016/ink" xmlns:am3d="http://schemas.microsoft.com/office/drawing/2017/model3d" xmlns:o="urn:schemas-microsoft-com:office:office" xmlns:oel="http://schemas.microsoft.com/office/2019/extlst" xmlns:r="http://schemas.openxmlformats.org/officeDocument/2006/relationships" xmlns:m="http://schemas.openxmlformats.org/officeDocument/2006/math" xmlns:v="urn:schemas-microsoft-com:vml" xmlns:wp14="http://schemas.microsoft.com/office/word/2010/wordprocessingDrawing" xmlns:wp="http://schemas.openxmlformats.org/drawingml/2006/wordprocessingDrawing" xmlns:w10="urn:schemas-microsoft-com:office:word" xmlns:w="http://schemas.openxmlformats.org/wordprocessingml/2006/main" xmlns:w14="http://schemas.microsoft.com/office/word/2010/wordml" xmlns:w15="http://schemas.microsoft.com/office/word/2012/wordml" xmlns:w16cex="http://schemas.microsoft.com/office/word/2018/wordml/cex" xmlns:w16cid="http://schemas.microsoft.com/office/word/2016/wordml/cid" xmlns:w16="http://schemas.microsoft.com/office/word/2018/wordml" xmlns:w16du="http://schemas.microsoft.com/office/word/2023/wordml/word16du" xmlns:w16sdtdh="http://schemas.microsoft.com/office/word/2020/wordml/sdtdatahash" xmlns:w16sdtfl="http://schemas.microsoft.com/office/word/2024/wordml/sdtformatlock" xmlns:w16se="http://schemas.microsoft.com/office/word/2015/wordml/symex" xmlns:wpg="http://schemas.microsoft.com/office/word/2010/wordprocessingGroup" xmlns:wpi="http://schemas.microsoft.com/office/word/2010/wordprocessingInk" xmlns:wne="http://schemas.microsoft.com/office/word/2006/wordml" xmlns:wps="http://schemas.microsoft.com/office/word/2010/wordprocessingShape" mc:Ignorable="w14 w15 w16se w16cid w16 w16cex w16sdtdh w16sdtfl w16du wp14">
   <w:abstractNum w:abstractNumId="0" w15:restartNumberingAfterBreak="0">
+    <w:nsid w:val="08A95B00"/>
+    <w:multiLevelType w:val="hybridMultilevel"/>
+    <w:tmpl w:val="A29E10D0"/>
+    <w:lvl w:ilvl="0" w:tplc="04150001">
+      <w:start w:val="1"/>
+      <w:numFmt w:val="bullet"/>
+      <w:lvlText w:val=""/>
+      <w:lvlJc w:val="left"/>
+      <w:pPr>
+        <w:ind w:left="720" w:hanging="360"/>
+      </w:pPr>
+      <w:rPr>
+        <w:rFonts w:ascii="Symbol" w:hAnsi="Symbol" w:hint="default"/>
+      </w:rPr>
+    </w:lvl>
+    <w:lvl w:ilvl="1" w:tplc="04150003" w:tentative="1">
+      <w:start w:val="1"/>
+      <w:numFmt w:val="bullet"/>
+      <w:lvlText w:val="o"/>
+      <w:lvlJc w:val="left"/>
+      <w:pPr>
+        <w:ind w:left="1440" w:hanging="360"/>
+      </w:pPr>
+      <w:rPr>
+        <w:rFonts w:ascii="Courier New" w:hAnsi="Courier New" w:cs="Courier New" w:hint="default"/>
+      </w:rPr>
+    </w:lvl>
+    <w:lvl w:ilvl="2" w:tplc="04150005" w:tentative="1">
+      <w:start w:val="1"/>
+      <w:numFmt w:val="bullet"/>
+      <w:lvlText w:val=""/>
+      <w:lvlJc w:val="left"/>
+      <w:pPr>
+        <w:ind w:left="2160" w:hanging="360"/>
+      </w:pPr>
+      <w:rPr>
+        <w:rFonts w:ascii="Wingdings" w:hAnsi="Wingdings" w:hint="default"/>
+      </w:rPr>
+    </w:lvl>
+    <w:lvl w:ilvl="3" w:tplc="04150001" w:tentative="1">
+      <w:start w:val="1"/>
+      <w:numFmt w:val="bullet"/>
+      <w:lvlText w:val=""/>
+      <w:lvlJc w:val="left"/>
+      <w:pPr>
+        <w:ind w:left="2880" w:hanging="360"/>
+      </w:pPr>
+      <w:rPr>
+        <w:rFonts w:ascii="Symbol" w:hAnsi="Symbol" w:hint="default"/>
+      </w:rPr>
+    </w:lvl>
+    <w:lvl w:ilvl="4" w:tplc="04150003" w:tentative="1">
+      <w:start w:val="1"/>
+      <w:numFmt w:val="bullet"/>
+      <w:lvlText w:val="o"/>
+      <w:lvlJc w:val="left"/>
+      <w:pPr>
+        <w:ind w:left="3600" w:hanging="360"/>
+      </w:pPr>
+      <w:rPr>
+        <w:rFonts w:ascii="Courier New" w:hAnsi="Courier New" w:cs="Courier New" w:hint="default"/>
+      </w:rPr>
+    </w:lvl>
+    <w:lvl w:ilvl="5" w:tplc="04150005" w:tentative="1">
+      <w:start w:val="1"/>
+      <w:numFmt w:val="bullet"/>
+      <w:lvlText w:val=""/>
+      <w:lvlJc w:val="left"/>
+      <w:pPr>
+        <w:ind w:left="4320" w:hanging="360"/>
+      </w:pPr>
+      <w:rPr>
+        <w:rFonts w:ascii="Wingdings" w:hAnsi="Wingdings" w:hint="default"/>
+      </w:rPr>
+    </w:lvl>
+    <w:lvl w:ilvl="6" w:tplc="04150001" w:tentative="1">
+      <w:start w:val="1"/>
+      <w:numFmt w:val="bullet"/>
+      <w:lvlText w:val=""/>
+      <w:lvlJc w:val="left"/>
+      <w:pPr>
+        <w:ind w:left="5040" w:hanging="360"/>
+      </w:pPr>
+      <w:rPr>
+        <w:rFonts w:ascii="Symbol" w:hAnsi="Symbol" w:hint="default"/>
+      </w:rPr>
+    </w:lvl>
+    <w:lvl w:ilvl="7" w:tplc="04150003" w:tentative="1">
+      <w:start w:val="1"/>
+      <w:numFmt w:val="bullet"/>
+      <w:lvlText w:val="o"/>
+      <w:lvlJc w:val="left"/>
+      <w:pPr>
+        <w:ind w:left="5760" w:hanging="360"/>
+      </w:pPr>
+      <w:rPr>
+        <w:rFonts w:ascii="Courier New" w:hAnsi="Courier New" w:cs="Courier New" w:hint="default"/>
+      </w:rPr>
+    </w:lvl>
+    <w:lvl w:ilvl="8" w:tplc="04150005" w:tentative="1">
+      <w:start w:val="1"/>
+      <w:numFmt w:val="bullet"/>
+      <w:lvlText w:val=""/>
+      <w:lvlJc w:val="left"/>
+      <w:pPr>
+        <w:ind w:left="6480" w:hanging="360"/>
+      </w:pPr>
+      <w:rPr>
+        <w:rFonts w:ascii="Wingdings" w:hAnsi="Wingdings" w:hint="default"/>
+      </w:rPr>
+    </w:lvl>
+  </w:abstractNum>
+  <w:abstractNum w:abstractNumId="1" w15:restartNumberingAfterBreak="0">
     <w:nsid w:val="388C1C00"/>
     <w:multiLevelType w:val="multilevel"/>
     <w:tmpl w:val="E898C674"/>
@@ -626,7 +883,7 @@
       </w:rPr>
     </w:lvl>
   </w:abstractNum>
-  <w:abstractNum w:abstractNumId="1" w15:restartNumberingAfterBreak="0">
+  <w:abstractNum w:abstractNumId="2" w15:restartNumberingAfterBreak="0">
     <w:nsid w:val="53193338"/>
     <w:multiLevelType w:val="multilevel"/>
     <w:tmpl w:val="76D2F712"/>
@@ -775,7 +1032,93 @@
       </w:rPr>
     </w:lvl>
   </w:abstractNum>
-  <w:abstractNum w:abstractNumId="2" w15:restartNumberingAfterBreak="0">
+  <w:abstractNum w:abstractNumId="3" w15:restartNumberingAfterBreak="0">
+    <w:nsid w:val="70D320BE"/>
+    <w:multiLevelType w:val="hybridMultilevel"/>
+    <w:tmpl w:val="B700292E"/>
+    <w:lvl w:ilvl="0" w:tplc="0415000F">
+      <w:start w:val="1"/>
+      <w:numFmt w:val="decimal"/>
+      <w:lvlText w:val="%1."/>
+      <w:lvlJc w:val="left"/>
+      <w:pPr>
+        <w:ind w:left="720" w:hanging="360"/>
+      </w:pPr>
+    </w:lvl>
+    <w:lvl w:ilvl="1" w:tplc="04150019" w:tentative="1">
+      <w:start w:val="1"/>
+      <w:numFmt w:val="lowerLetter"/>
+      <w:lvlText w:val="%2."/>
+      <w:lvlJc w:val="left"/>
+      <w:pPr>
+        <w:ind w:left="1440" w:hanging="360"/>
+      </w:pPr>
+    </w:lvl>
+    <w:lvl w:ilvl="2" w:tplc="0415001B" w:tentative="1">
+      <w:start w:val="1"/>
+      <w:numFmt w:val="lowerRoman"/>
+      <w:lvlText w:val="%3."/>
+      <w:lvlJc w:val="right"/>
+      <w:pPr>
+        <w:ind w:left="2160" w:hanging="180"/>
+      </w:pPr>
+    </w:lvl>
+    <w:lvl w:ilvl="3" w:tplc="0415000F" w:tentative="1">
+      <w:start w:val="1"/>
+      <w:numFmt w:val="decimal"/>
+      <w:lvlText w:val="%4."/>
+      <w:lvlJc w:val="left"/>
+      <w:pPr>
+        <w:ind w:left="2880" w:hanging="360"/>
+      </w:pPr>
+    </w:lvl>
+    <w:lvl w:ilvl="4" w:tplc="04150019" w:tentative="1">
+      <w:start w:val="1"/>
+      <w:numFmt w:val="lowerLetter"/>
+      <w:lvlText w:val="%5."/>
+      <w:lvlJc w:val="left"/>
+      <w:pPr>
+        <w:ind w:left="3600" w:hanging="360"/>
+      </w:pPr>
+    </w:lvl>
+    <w:lvl w:ilvl="5" w:tplc="0415001B" w:tentative="1">
+      <w:start w:val="1"/>
+      <w:numFmt w:val="lowerRoman"/>
+      <w:lvlText w:val="%6."/>
+      <w:lvlJc w:val="right"/>
+      <w:pPr>
+        <w:ind w:left="4320" w:hanging="180"/>
+      </w:pPr>
+    </w:lvl>
+    <w:lvl w:ilvl="6" w:tplc="0415000F" w:tentative="1">
+      <w:start w:val="1"/>
+      <w:numFmt w:val="decimal"/>
+      <w:lvlText w:val="%7."/>
+      <w:lvlJc w:val="left"/>
+      <w:pPr>
+        <w:ind w:left="5040" w:hanging="360"/>
+      </w:pPr>
+    </w:lvl>
+    <w:lvl w:ilvl="7" w:tplc="04150019" w:tentative="1">
+      <w:start w:val="1"/>
+      <w:numFmt w:val="lowerLetter"/>
+      <w:lvlText w:val="%8."/>
+      <w:lvlJc w:val="left"/>
+      <w:pPr>
+        <w:ind w:left="5760" w:hanging="360"/>
+      </w:pPr>
+    </w:lvl>
+    <w:lvl w:ilvl="8" w:tplc="0415001B" w:tentative="1">
+      <w:start w:val="1"/>
+      <w:numFmt w:val="lowerRoman"/>
+      <w:lvlText w:val="%9."/>
+      <w:lvlJc w:val="right"/>
+      <w:pPr>
+        <w:ind w:left="6480" w:hanging="180"/>
+      </w:pPr>
+    </w:lvl>
+  </w:abstractNum>
+  <w:abstractNum w:abstractNumId="4" w15:restartNumberingAfterBreak="0">
     <w:nsid w:val="785A5791"/>
     <w:multiLevelType w:val="multilevel"/>
     <w:tmpl w:val="494EA37C"/>
@@ -925,19 +1268,25 @@
     </w:lvl>
   </w:abstractNum>
   <w:num w:numId="1" w16cid:durableId="1858692120">
+    <w:abstractNumId w:val="2"/>
+  </w:num>
+  <w:num w:numId="2" w16cid:durableId="437212927">
+    <w:abstractNumId w:val="4"/>
+  </w:num>
+  <w:num w:numId="3" w16cid:durableId="919946010">
     <w:abstractNumId w:val="1"/>
   </w:num>
-  <w:num w:numId="2" w16cid:durableId="437212927">
-    <w:abstractNumId w:val="2"/>
+  <w:num w:numId="4" w16cid:durableId="371225830">
+    <w:abstractNumId w:val="3"/>
   </w:num>
-  <w:num w:numId="3" w16cid:durableId="919946010">
+  <w:num w:numId="5" w16cid:durableId="69428404">
     <w:abstractNumId w:val="0"/>
   </w:num>
 </w:numbering>
 </file>
 
 <file path=word/styles.xml><?xml version="1.0" encoding="utf-8"?>
-<w:styles xmlns:mc="http://schemas.openxmlformats.org/markup-compatibility/2006" xmlns:r="http://schemas.openxmlformats.org/officeDocument/2006/relationships" xmlns:w="http://schemas.openxmlformats.org/wordprocessingml/2006/main" xmlns:w14="http://schemas.microsoft.com/office/word/2010/wordml" xmlns:w15="http://schemas.microsoft.com/office/word/2012/wordml" xmlns:w16cex="http://schemas.microsoft.com/office/word/2018/wordml/cex" xmlns:w16cid="http://schemas.microsoft.com/office/word/2016/wordml/cid" xmlns:w16="http://schemas.microsoft.com/office/word/2018/wordml" xmlns:w16sdtdh="http://schemas.microsoft.com/office/word/2020/wordml/sdtdatahash" xmlns:w16se="http://schemas.microsoft.com/office/word/2015/wordml/symex" mc:Ignorable="w14 w15 w16se w16cid w16 w16cex w16sdtdh">
+<w:styles xmlns:mc="http://schemas.openxmlformats.org/markup-compatibility/2006" xmlns:r="http://schemas.openxmlformats.org/officeDocument/2006/relationships" xmlns:w="http://schemas.openxmlformats.org/wordprocessingml/2006/main" xmlns:w14="http://schemas.microsoft.com/office/word/2010/wordml" xmlns:w15="http://schemas.microsoft.com/office/word/2012/wordml" xmlns:w16cex="http://schemas.microsoft.com/office/word/2018/wordml/cex" xmlns:w16cid="http://schemas.microsoft.com/office/word/2016/wordml/cid" xmlns:w16="http://schemas.microsoft.com/office/word/2018/wordml" xmlns:w16du="http://schemas.microsoft.com/office/word/2023/wordml/word16du" xmlns:w16sdtdh="http://schemas.microsoft.com/office/word/2020/wordml/sdtdatahash" xmlns:w16sdtfl="http://schemas.microsoft.com/office/word/2024/wordml/sdtformatlock" xmlns:w16se="http://schemas.microsoft.com/office/word/2015/wordml/symex" mc:Ignorable="w14 w15 w16se w16cid w16 w16cex w16sdtdh w16sdtfl w16du">
   <w:docDefaults>
     <w:rPrDefault>
       <w:rPr>
